--- a/Written responses.docx
+++ b/Written responses.docx
@@ -83,16 +83,23 @@
           <w:sz w:val="32"/>
           <w:szCs w:val="32"/>
         </w:rPr>
-        <w:t>) What is your admission number, and how did it determine your dataset (number of gigs, categories, and currency)?</w:t>
-      </w:r>
-    </w:p>
-    <w:p>
-      <w:pPr>
-        <w:rPr>
-          <w:sz w:val="32"/>
-          <w:szCs w:val="32"/>
-        </w:rPr>
-      </w:pPr>
+        <w:t>) What is your admission number, and how did it determine your dataset (number of gigs, categories, and currency)</w:t>
+      </w:r>
+    </w:p>
+    <w:p>
+      <w:pPr>
+        <w:rPr>
+          <w:sz w:val="32"/>
+          <w:szCs w:val="32"/>
+        </w:rPr>
+      </w:pPr>
+      <w:r>
+        <w:rPr>
+          <w:sz w:val="32"/>
+          <w:szCs w:val="32"/>
+        </w:rPr>
+        <w:t xml:space="preserve"> </w:t>
+      </w:r>
       <w:r>
         <w:rPr>
           <w:sz w:val="32"/>
@@ -114,6 +121,102 @@
           <w:sz w:val="32"/>
           <w:szCs w:val="32"/>
         </w:rPr>
+        <w:t>. Based on the assignment rules, the last digit (</w:t>
+      </w:r>
+      <w:r>
+        <w:rPr>
+          <w:b/>
+          <w:bCs/>
+          <w:sz w:val="32"/>
+          <w:szCs w:val="32"/>
+        </w:rPr>
+        <w:t>0</w:t>
+      </w:r>
+      <w:r>
+        <w:rPr>
+          <w:sz w:val="32"/>
+          <w:szCs w:val="32"/>
+        </w:rPr>
+        <w:t xml:space="preserve">) determines that my dataset contains </w:t>
+      </w:r>
+      <w:r>
+        <w:rPr>
+          <w:b/>
+          <w:bCs/>
+          <w:sz w:val="32"/>
+          <w:szCs w:val="32"/>
+        </w:rPr>
+        <w:t>5 gigs</w:t>
+      </w:r>
+      <w:r>
+        <w:rPr>
+          <w:sz w:val="32"/>
+          <w:szCs w:val="32"/>
+        </w:rPr>
+        <w:t xml:space="preserve">, while </w:t>
+      </w:r>
+      <w:r>
+        <w:rPr>
+          <w:b/>
+          <w:bCs/>
+          <w:sz w:val="32"/>
+          <w:szCs w:val="32"/>
+        </w:rPr>
+        <w:t>0860</w:t>
+      </w:r>
+      <w:r>
+        <w:rPr>
+          <w:sz w:val="32"/>
+          <w:szCs w:val="32"/>
+        </w:rPr>
+        <w:t xml:space="preserve"> is an even number, so the categories are </w:t>
+      </w:r>
+      <w:r>
+        <w:rPr>
+          <w:b/>
+          <w:bCs/>
+          <w:sz w:val="32"/>
+          <w:szCs w:val="32"/>
+        </w:rPr>
+        <w:t>Development, Design, and Writing</w:t>
+      </w:r>
+      <w:r>
+        <w:rPr>
+          <w:sz w:val="32"/>
+          <w:szCs w:val="32"/>
+        </w:rPr>
+        <w:t>. The first two digits (</w:t>
+      </w:r>
+      <w:r>
+        <w:rPr>
+          <w:b/>
+          <w:bCs/>
+          <w:sz w:val="32"/>
+          <w:szCs w:val="32"/>
+        </w:rPr>
+        <w:t>08</w:t>
+      </w:r>
+      <w:r>
+        <w:rPr>
+          <w:sz w:val="32"/>
+          <w:szCs w:val="32"/>
+        </w:rPr>
+        <w:t xml:space="preserve">) are less than 10, therefore the currency used is </w:t>
+      </w:r>
+      <w:r>
+        <w:rPr>
+          <w:b/>
+          <w:bCs/>
+          <w:sz w:val="32"/>
+          <w:szCs w:val="32"/>
+        </w:rPr>
+        <w:t>KES</w:t>
+      </w:r>
+      <w:r>
+        <w:rPr>
+          <w:sz w:val="32"/>
+          <w:szCs w:val="32"/>
+        </w:rPr>
         <w:t>.</w:t>
       </w:r>
     </w:p>
@@ -124,77 +227,6 @@
           <w:szCs w:val="32"/>
         </w:rPr>
       </w:pPr>
-      <w:r>
-        <w:rPr>
-          <w:sz w:val="32"/>
-          <w:szCs w:val="32"/>
-        </w:rPr>
-        <w:t xml:space="preserve"> It determines the dataset automatically by calculating the number of gigs, assigning the categories </w:t>
-      </w:r>
-      <w:r>
-        <w:rPr>
-          <w:b/>
-          <w:bCs/>
-          <w:sz w:val="32"/>
-          <w:szCs w:val="32"/>
-        </w:rPr>
-        <w:t>Development, Design, and Writing</w:t>
-      </w:r>
-      <w:r>
-        <w:rPr>
-          <w:sz w:val="32"/>
-          <w:szCs w:val="32"/>
-        </w:rPr>
-        <w:t xml:space="preserve">, and setting the currency to </w:t>
-      </w:r>
-      <w:r>
-        <w:rPr>
-          <w:b/>
-          <w:bCs/>
-          <w:sz w:val="32"/>
-          <w:szCs w:val="32"/>
-        </w:rPr>
-        <w:t>USD</w:t>
-      </w:r>
-      <w:r>
-        <w:rPr>
-          <w:sz w:val="32"/>
-          <w:szCs w:val="32"/>
-        </w:rPr>
-        <w:t xml:space="preserve">. Since the last digit is </w:t>
-      </w:r>
-      <w:r>
-        <w:rPr>
-          <w:b/>
-          <w:bCs/>
-          <w:sz w:val="32"/>
-          <w:szCs w:val="32"/>
-        </w:rPr>
-        <w:t>0</w:t>
-      </w:r>
-      <w:r>
-        <w:rPr>
-          <w:sz w:val="32"/>
-          <w:szCs w:val="32"/>
-        </w:rPr>
-        <w:t xml:space="preserve">, the required number of gigs is </w:t>
-      </w:r>
-      <w:r>
-        <w:rPr>
-          <w:b/>
-          <w:bCs/>
-          <w:sz w:val="32"/>
-          <w:szCs w:val="32"/>
-        </w:rPr>
-        <w:t>5</w:t>
-      </w:r>
-      <w:r>
-        <w:rPr>
-          <w:sz w:val="32"/>
-          <w:szCs w:val="32"/>
-        </w:rPr>
-        <w:t>.</w:t>
-      </w:r>
     </w:p>
     <w:p>
       <w:pPr>
@@ -307,7 +339,7 @@
           <w:szCs w:val="32"/>
         </w:rPr>
         <w:pict w14:anchorId="5C25EFF6">
-          <v:rect id="_x0000_i1049" style="width:0;height:1.5pt" o:hralign="center" o:hrstd="t" o:hr="t" fillcolor="#a0a0a0" stroked="f"/>
+          <v:rect id="_x0000_i1025" style="width:0;height:1.5pt" o:hralign="center" o:hrstd="t" o:hr="t" fillcolor="#a0a0a0" stroked="f"/>
         </w:pict>
       </w:r>
     </w:p>
@@ -444,7 +476,7 @@
           <w:szCs w:val="32"/>
         </w:rPr>
         <w:pict w14:anchorId="367389FC">
-          <v:rect id="_x0000_i1050" style="width:0;height:1.5pt" o:hralign="center" o:hrstd="t" o:hr="t" fillcolor="#a0a0a0" stroked="f"/>
+          <v:rect id="_x0000_i1026" style="width:0;height:1.5pt" o:hralign="center" o:hrstd="t" o:hr="t" fillcolor="#a0a0a0" stroked="f"/>
         </w:pict>
       </w:r>
     </w:p>
@@ -580,7 +612,7 @@
           <w:szCs w:val="32"/>
         </w:rPr>
         <w:pict w14:anchorId="09815C52">
-          <v:rect id="_x0000_i1051" style="width:0;height:1.5pt" o:hralign="center" o:hrstd="t" o:hr="t" fillcolor="#a0a0a0" stroked="f"/>
+          <v:rect id="_x0000_i1027" style="width:0;height:1.5pt" o:hralign="center" o:hrstd="t" o:hr="t" fillcolor="#a0a0a0" stroked="f"/>
         </w:pict>
       </w:r>
     </w:p>
@@ -767,7 +799,22 @@
           <w:sz w:val="32"/>
           <w:szCs w:val="32"/>
         </w:rPr>
-        <w:t xml:space="preserve">, and </w:t>
+        <w:t>,</w:t>
+      </w:r>
+    </w:p>
+    <w:p>
+      <w:pPr>
+        <w:rPr>
+          <w:sz w:val="32"/>
+          <w:szCs w:val="32"/>
+        </w:rPr>
+      </w:pPr>
+      <w:r>
+        <w:rPr>
+          <w:sz w:val="32"/>
+          <w:szCs w:val="32"/>
+        </w:rPr>
+        <w:t xml:space="preserve"> and </w:t>
       </w:r>
       <w:r>
         <w:rPr>
@@ -833,7 +880,22 @@
           <w:sz w:val="32"/>
           <w:szCs w:val="32"/>
         </w:rPr>
-        <w:t>. If no query parameters are provided, the endpoint returns all available gigs.</w:t>
+        <w:t xml:space="preserve">. If no </w:t>
+      </w:r>
+    </w:p>
+    <w:p>
+      <w:pPr>
+        <w:rPr>
+          <w:sz w:val="32"/>
+          <w:szCs w:val="32"/>
+        </w:rPr>
+      </w:pPr>
+      <w:r>
+        <w:rPr>
+          <w:sz w:val="32"/>
+          <w:szCs w:val="32"/>
+        </w:rPr>
+        <w:t>query parameters are provided, the endpoint returns all available gigs.</w:t>
       </w:r>
     </w:p>
     <w:p>
@@ -849,7 +911,7 @@
           <w:szCs w:val="32"/>
         </w:rPr>
         <w:pict w14:anchorId="42BF6C1D">
-          <v:rect id="_x0000_i1052" style="width:0;height:1.5pt" o:hralign="center" o:hrstd="t" o:hr="t" fillcolor="#a0a0a0" stroked="f"/>
+          <v:rect id="_x0000_i1028" style="width:0;height:1.5pt" o:hralign="center" o:hrstd="t" o:hr="t" fillcolor="#a0a0a0" stroked="f"/>
         </w:pict>
       </w:r>
     </w:p>
@@ -874,41 +936,26 @@
     </w:p>
     <w:p>
       <w:pPr>
-        <w:rPr>
-          <w:b/>
-          <w:bCs/>
-          <w:sz w:val="32"/>
-          <w:szCs w:val="32"/>
-        </w:rPr>
-      </w:pPr>
-      <w:r>
-        <w:rPr>
-          <w:b/>
-          <w:bCs/>
-          <w:sz w:val="32"/>
-          <w:szCs w:val="32"/>
-        </w:rPr>
-        <w:t>(i) Write a brief explanation of the PUT /</w:t>
-      </w:r>
-      <w:proofErr w:type="gramStart"/>
-      <w:r>
-        <w:rPr>
-          <w:b/>
-          <w:bCs/>
-          <w:sz w:val="32"/>
-          <w:szCs w:val="32"/>
-        </w:rPr>
-        <w:t>gigs/{</w:t>
-      </w:r>
-      <w:proofErr w:type="gramEnd"/>
-      <w:r>
-        <w:rPr>
-          <w:b/>
-          <w:bCs/>
-          <w:sz w:val="32"/>
-          <w:szCs w:val="32"/>
-        </w:rPr>
-        <w:t>gig_id} endpoint. What does it do, and how does it handle a request to update a gig that does not exist?</w:t>
+        <w:pStyle w:val="ListParagraph"/>
+        <w:numPr>
+          <w:ilvl w:val="0"/>
+          <w:numId w:val="1"/>
+        </w:numPr>
+        <w:rPr>
+          <w:b/>
+          <w:bCs/>
+          <w:sz w:val="32"/>
+          <w:szCs w:val="32"/>
+        </w:rPr>
+      </w:pPr>
+      <w:r>
+        <w:rPr>
+          <w:b/>
+          <w:bCs/>
+          <w:sz w:val="32"/>
+          <w:szCs w:val="32"/>
+        </w:rPr>
+        <w:t>Write a brief explanation of the PUT /gigs/{gig_id} endpoint. What does it do, and how does it handle a request to update a gig that does not exist?</w:t>
       </w:r>
     </w:p>
     <w:p>
@@ -932,27 +979,7 @@
           <w:sz w:val="32"/>
           <w:szCs w:val="32"/>
         </w:rPr>
-        <w:t>PUT /</w:t>
-      </w:r>
-      <w:proofErr w:type="gramStart"/>
-      <w:r>
-        <w:rPr>
-          <w:b/>
-          <w:bCs/>
-          <w:sz w:val="32"/>
-          <w:szCs w:val="32"/>
-        </w:rPr>
-        <w:t>gigs/{</w:t>
-      </w:r>
-      <w:proofErr w:type="gramEnd"/>
-      <w:r>
-        <w:rPr>
-          <w:b/>
-          <w:bCs/>
-          <w:sz w:val="32"/>
-          <w:szCs w:val="32"/>
-        </w:rPr>
-        <w:t>gig_id}</w:t>
+        <w:t>PUT /gigs/{gig_id}</w:t>
       </w:r>
       <w:r>
         <w:rPr>
@@ -1085,6 +1112,103 @@
     </w:sectPr>
   </w:body>
 </w:document>
+</file>
+
+<file path=word/numbering.xml><?xml version="1.0" encoding="utf-8"?>
+<w:numbering xmlns:wpc="http://schemas.microsoft.com/office/word/2010/wordprocessingCanvas" xmlns:cx="http://schemas.microsoft.com/office/drawing/2014/chartex" xmlns:cx1="http://schemas.microsoft.com/office/drawing/2015/9/8/chartex" xmlns:cx2="http://schemas.microsoft.com/office/drawing/2015/10/21/chartex" xmlns:cx3="http://schemas.microsoft.com/office/drawing/2016/5/9/chartex" xmlns:cx4="http://schemas.microsoft.com/office/drawing/2016/5/10/chartex" xmlns:cx5="http://schemas.microsoft.com/office/drawing/2016/5/11/chartex" xmlns:cx6="http://schemas.microsoft.com/office/drawing/2016/5/12/chartex" xmlns:cx7="http://schemas.microsoft.com/office/drawing/2016/5/13/chartex" xmlns:cx8="http://schemas.microsoft.com/office/drawing/2016/5/14/chartex" xmlns:mc="http://schemas.openxmlformats.org/markup-compatibility/2006" xmlns:aink="http://schemas.microsoft.com/office/drawing/2016/ink" xmlns:am3d="http://schemas.microsoft.com/office/drawing/2017/model3d" xmlns:o="urn:schemas-microsoft-com:office:office" xmlns:oel="http://schemas.microsoft.com/office/2019/extlst" xmlns:r="http://schemas.openxmlformats.org/officeDocument/2006/relationships" xmlns:m="http://schemas.openxmlformats.org/officeDocument/2006/math" xmlns:v="urn:schemas-microsoft-com:vml" xmlns:wp14="http://schemas.microsoft.com/office/word/2010/wordprocessingDrawing" xmlns:wp="http://schemas.openxmlformats.org/drawingml/2006/wordprocessingDrawing" xmlns:w10="urn:schemas-microsoft-com:office:word" xmlns:w="http://schemas.openxmlformats.org/wordprocessingml/2006/main" xmlns:w14="http://schemas.microsoft.com/office/word/2010/wordml" xmlns:w15="http://schemas.microsoft.com/office/word/2012/wordml" xmlns:w16cex="http://schemas.microsoft.com/office/word/2018/wordml/cex" xmlns:w16cid="http://schemas.microsoft.com/office/word/2016/wordml/cid" xmlns:w16="http://schemas.microsoft.com/office/word/2018/wordml" xmlns:w16du="http://schemas.microsoft.com/office/word/2023/wordml/word16du" xmlns:w16sdtdh="http://schemas.microsoft.com/office/word/2020/wordml/sdtdatahash" xmlns:w16sdtfl="http://schemas.microsoft.com/office/word/2024/wordml/sdtformatlock" xmlns:w16se="http://schemas.microsoft.com/office/word/2015/wordml/symex" xmlns:wpg="http://schemas.microsoft.com/office/word/2010/wordprocessingGroup" xmlns:wpi="http://schemas.microsoft.com/office/word/2010/wordprocessingInk" xmlns:wne="http://schemas.microsoft.com/office/word/2006/wordml" xmlns:wps="http://schemas.microsoft.com/office/word/2010/wordprocessingShape" mc:Ignorable="w14 w15 w16se w16cid w16 w16cex w16sdtdh w16sdtfl w16du wp14">
+  <w:abstractNum w:abstractNumId="0" w15:restartNumberingAfterBreak="0">
+    <w:nsid w:val="3E2A1AC6"/>
+    <w:multiLevelType w:val="hybridMultilevel"/>
+    <w:tmpl w:val="7CCC0E52"/>
+    <w:lvl w:ilvl="0" w:tplc="7FFC8896">
+      <w:start w:val="1"/>
+      <w:numFmt w:val="lowerRoman"/>
+      <w:lvlText w:val="(%1)"/>
+      <w:lvlJc w:val="left"/>
+      <w:pPr>
+        <w:ind w:left="1080" w:hanging="720"/>
+      </w:pPr>
+      <w:rPr>
+        <w:rFonts w:hint="default"/>
+      </w:rPr>
+    </w:lvl>
+    <w:lvl w:ilvl="1" w:tplc="04090019" w:tentative="1">
+      <w:start w:val="1"/>
+      <w:numFmt w:val="lowerLetter"/>
+      <w:lvlText w:val="%2."/>
+      <w:lvlJc w:val="left"/>
+      <w:pPr>
+        <w:ind w:left="1440" w:hanging="360"/>
+      </w:pPr>
+    </w:lvl>
+    <w:lvl w:ilvl="2" w:tplc="0409001B" w:tentative="1">
+      <w:start w:val="1"/>
+      <w:numFmt w:val="lowerRoman"/>
+      <w:lvlText w:val="%3."/>
+      <w:lvlJc w:val="right"/>
+      <w:pPr>
+        <w:ind w:left="2160" w:hanging="180"/>
+      </w:pPr>
+    </w:lvl>
+    <w:lvl w:ilvl="3" w:tplc="0409000F" w:tentative="1">
+      <w:start w:val="1"/>
+      <w:numFmt w:val="decimal"/>
+      <w:lvlText w:val="%4."/>
+      <w:lvlJc w:val="left"/>
+      <w:pPr>
+        <w:ind w:left="2880" w:hanging="360"/>
+      </w:pPr>
+    </w:lvl>
+    <w:lvl w:ilvl="4" w:tplc="04090019" w:tentative="1">
+      <w:start w:val="1"/>
+      <w:numFmt w:val="lowerLetter"/>
+      <w:lvlText w:val="%5."/>
+      <w:lvlJc w:val="left"/>
+      <w:pPr>
+        <w:ind w:left="3600" w:hanging="360"/>
+      </w:pPr>
+    </w:lvl>
+    <w:lvl w:ilvl="5" w:tplc="0409001B" w:tentative="1">
+      <w:start w:val="1"/>
+      <w:numFmt w:val="lowerRoman"/>
+      <w:lvlText w:val="%6."/>
+      <w:lvlJc w:val="right"/>
+      <w:pPr>
+        <w:ind w:left="4320" w:hanging="180"/>
+      </w:pPr>
+    </w:lvl>
+    <w:lvl w:ilvl="6" w:tplc="0409000F" w:tentative="1">
+      <w:start w:val="1"/>
+      <w:numFmt w:val="decimal"/>
+      <w:lvlText w:val="%7."/>
+      <w:lvlJc w:val="left"/>
+      <w:pPr>
+        <w:ind w:left="5040" w:hanging="360"/>
+      </w:pPr>
+    </w:lvl>
+    <w:lvl w:ilvl="7" w:tplc="04090019" w:tentative="1">
+      <w:start w:val="1"/>
+      <w:numFmt w:val="lowerLetter"/>
+      <w:lvlText w:val="%8."/>
+      <w:lvlJc w:val="left"/>
+      <w:pPr>
+        <w:ind w:left="5760" w:hanging="360"/>
+      </w:pPr>
+    </w:lvl>
+    <w:lvl w:ilvl="8" w:tplc="0409001B" w:tentative="1">
+      <w:start w:val="1"/>
+      <w:numFmt w:val="lowerRoman"/>
+      <w:lvlText w:val="%9."/>
+      <w:lvlJc w:val="right"/>
+      <w:pPr>
+        <w:ind w:left="6480" w:hanging="180"/>
+      </w:pPr>
+    </w:lvl>
+  </w:abstractNum>
+  <w:num w:numId="1" w16cid:durableId="1760953462">
+    <w:abstractNumId w:val="0"/>
+  </w:num>
+</w:numbering>
 </file>
 
 <file path=word/styles.xml><?xml version="1.0" encoding="utf-8"?>
@@ -2003,6 +2127,17 @@
       <w:spacing w:val="5"/>
     </w:rPr>
   </w:style>
+  <w:style w:type="paragraph" w:styleId="NormalWeb">
+    <w:name w:val="Normal (Web)"/>
+    <w:basedOn w:val="Normal"/>
+    <w:uiPriority w:val="99"/>
+    <w:semiHidden/>
+    <w:unhideWhenUsed/>
+    <w:rsid w:val="00382ABF"/>
+    <w:rPr>
+      <w:rFonts w:ascii="Times New Roman" w:hAnsi="Times New Roman" w:cs="Times New Roman"/>
+    </w:rPr>
+  </w:style>
 </w:styles>
 </file>
 
